--- a/materials/06_提案書テンプレート.docx
+++ b/materials/06_提案書テンプレート.docx
@@ -97,7 +97,7 @@
           <w:b w:val="0"/>
           <w:sz w:val="19"/>
         </w:rPr>
-        <w:t>【記載のポイント】お客様の経営方針・環境変化を踏まえ、なぜ今この研修が必要かを述べる。</w:t>
+        <w:t>【記載のポイント】お客様の状況・環境変化を踏まえ、なぜ今この研修が必要かを述べる。</w:t>
       </w:r>
     </w:p>
     <w:p>
@@ -153,7 +153,7 @@
           <w:rFonts w:ascii="Yu Gothic" w:hAnsi="Yu Gothic" w:eastAsia="游ゴシック"/>
           <w:color w:val="004D88"/>
         </w:rPr>
-        <w:t>4. プログラム概要</w:t>
+        <w:t>4. ご提案内容（A案・B案）</w:t>
       </w:r>
     </w:p>
     <w:p>
@@ -163,7 +163,7 @@
           <w:b w:val="0"/>
           <w:sz w:val="19"/>
         </w:rPr>
-        <w:t>【記載のポイント】日程・対象・形式と、各日のテーマ・内容を表で示す。</w:t>
+        <w:t>【記載のポイント】2つの案の違い（日数・内容・フォロー）を比較表で示す。</w:t>
       </w:r>
     </w:p>
     <w:p>
@@ -207,7 +207,7 @@
           <w:b w:val="0"/>
           <w:sz w:val="19"/>
         </w:rPr>
-        <w:t>【記載のポイント】講師・運営体制と、準備から効果測定までのスケジュール。</w:t>
+        <w:t>【記載のポイント】講師・運営体制と、準備から実施・フォローまでのスケジュール。</w:t>
       </w:r>
     </w:p>
     <w:p>
@@ -219,7 +219,7 @@
           <w:rFonts w:ascii="Yu Gothic" w:hAnsi="Yu Gothic" w:eastAsia="游ゴシック"/>
           <w:color w:val="004D88"/>
         </w:rPr>
-        <w:t>7. お見積</w:t>
+        <w:t>7. 概算お見積（A案・B案）</w:t>
       </w:r>
     </w:p>
     <w:p>
@@ -229,7 +229,7 @@
           <w:b w:val="0"/>
           <w:sz w:val="19"/>
         </w:rPr>
-        <w:t>【記載のポイント】概算金額と前提条件。詳細は別紙見積書。</w:t>
+        <w:t>【記載のポイント】案ごとの概算金額と前提条件。予算の目安との関係。詳細は別紙見積書。</w:t>
       </w:r>
     </w:p>
     <w:p>
@@ -241,7 +241,7 @@
           <w:rFonts w:ascii="Yu Gothic" w:hAnsi="Yu Gothic" w:eastAsia="游ゴシック"/>
           <w:color w:val="004D88"/>
         </w:rPr>
-        <w:t>8. 効果測定の方法</w:t>
+        <w:t>8. 効果の確認方法</w:t>
       </w:r>
     </w:p>
     <w:p>
@@ -251,7 +251,7 @@
           <w:b w:val="0"/>
           <w:sz w:val="19"/>
         </w:rPr>
-        <w:t>【記載のポイント】何を・いつ・どう測るか。経営層への報告方法。</w:t>
+        <w:t>【記載のポイント】何を・いつ・どう確認するか。決裁者への報告方法。</w:t>
       </w:r>
     </w:p>
     <w:sectPr>

--- a/materials/06_提案書テンプレート.docx
+++ b/materials/06_提案書テンプレート.docx
@@ -50,7 +50,7 @@
           <w:rFonts w:ascii="Yu Gothic" w:hAnsi="Yu Gothic" w:eastAsia="游ゴシック"/>
           <w:b w:val="0"/>
         </w:rPr>
-        <w:t>ELIソリューションズ株式会社　営業部</w:t>
+        <w:t>ELIソリューションズ株式会社</w:t>
       </w:r>
     </w:p>
     <w:p>
@@ -97,7 +97,7 @@
           <w:b w:val="0"/>
           <w:sz w:val="19"/>
         </w:rPr>
-        <w:t>【記載のポイント】お客様の状況・環境変化を踏まえ、なぜ今この研修が必要かを述べる。</w:t>
+        <w:t>【記載のポイント】お客様の状況を踏まえ、なぜ今この研修が必要かを述べる。</w:t>
       </w:r>
     </w:p>
     <w:p>
@@ -163,7 +163,7 @@
           <w:b w:val="0"/>
           <w:sz w:val="19"/>
         </w:rPr>
-        <w:t>【記載のポイント】2つの案の違い（日数・内容・フォロー）を比較表で示す。</w:t>
+        <w:t>【記載のポイント】研修部分は共通。追加支援（事前診断・活用フォロー）の有無の違いを比較表で示す。</w:t>
       </w:r>
     </w:p>
     <w:p>
@@ -175,7 +175,7 @@
           <w:rFonts w:ascii="Yu Gothic" w:hAnsi="Yu Gothic" w:eastAsia="游ゴシック"/>
           <w:color w:val="004D88"/>
         </w:rPr>
-        <w:t>5. 本提案の特長</w:t>
+        <w:t>5. 効果の確認方法</w:t>
       </w:r>
     </w:p>
     <w:p>
@@ -185,7 +185,7 @@
           <w:b w:val="0"/>
           <w:sz w:val="19"/>
         </w:rPr>
-        <w:t>【記載のポイント】他社との違い・当社の強みを3点程度。実績データの裏付けを入れる。</w:t>
+        <w:t>【記載のポイント】直後・2週間後・1か月後の3段階。数字の出し方の考え方も書く。</w:t>
       </w:r>
     </w:p>
     <w:p>
@@ -207,7 +207,7 @@
           <w:b w:val="0"/>
           <w:sz w:val="19"/>
         </w:rPr>
-        <w:t>【記載のポイント】講師・運営体制と、準備から実施・フォローまでのスケジュール。</w:t>
+        <w:t>【記載のポイント】準備から実施・フォローまでの流れ。お客様に手配いただくもの。</w:t>
       </w:r>
     </w:p>
     <w:p>
@@ -229,7 +229,7 @@
           <w:b w:val="0"/>
           <w:sz w:val="19"/>
         </w:rPr>
-        <w:t>【記載のポイント】案ごとの概算金額と前提条件。予算の目安との関係。詳細は別紙見積書。</w:t>
+        <w:t>【記載のポイント】案ごとの金額（税抜）、1名あたり、含まないもの。</w:t>
       </w:r>
     </w:p>
     <w:p>
@@ -241,7 +241,7 @@
           <w:rFonts w:ascii="Yu Gothic" w:hAnsi="Yu Gothic" w:eastAsia="游ゴシック"/>
           <w:color w:val="004D88"/>
         </w:rPr>
-        <w:t>8. 効果の確認方法</w:t>
+        <w:t>8. 確認事項</w:t>
       </w:r>
     </w:p>
     <w:p>
@@ -251,7 +251,7 @@
           <w:b w:val="0"/>
           <w:sz w:val="19"/>
         </w:rPr>
-        <w:t>【記載のポイント】何を・いつ・どう確認するか。決裁者への報告方法。</w:t>
+        <w:t>【記載のポイント】未確定の事項を、未確定のまま一覧にする（担当・期限が決まっていなければそう書く）。</w:t>
       </w:r>
     </w:p>
     <w:sectPr>
